--- a/docs/TST-EEG-004_RevC_production_test_specification.docx
+++ b/docs/TST-EEG-004_RevC_production_test_specification.docx
@@ -132,7 +132,7 @@
         <w:t xml:space="preserve"> </w:t>
       </w:r>
       <w:r>
-        <w:t xml:space="preserve">DSN-EEG-003 Rev C, then RFQ-EEG-001 Rev E. Where this</w:t>
+        <w:t xml:space="preserve">DSN-EEG-003 Rev D, then RFQ-EEG-001 Rev E. Where this</w:t>
       </w:r>
       <w:r>
         <w:t xml:space="preserve"> </w:t>
@@ -148,7 +148,7 @@
           <w:b/>
           <w:bCs/>
         </w:rPr>
-        <w:t xml:space="preserve">RUL-EEG-021 Rev A</w:t>
+        <w:t xml:space="preserve">RUL-EEG-021 Rev B</w:t>
       </w:r>
       <w:r>
         <w:t xml:space="preserve">, a controlled document in</w:t>
@@ -1601,7 +1601,7 @@
         <w:t xml:space="preserve"> </w:t>
       </w:r>
       <w:r>
-        <w:t xml:space="preserve">JIG-EEG-009 Rev B, REG-EEG-012 Rev B, PARTS-EEG-019 Rev B, RISK-EEG-011 Rev B,</w:t>
+        <w:t xml:space="preserve">JIG-EEG-009 Rev C, REG-EEG-012 Rev B, PARTS-EEG-019 Rev B, RISK-EEG-011 Rev B,</w:t>
       </w:r>
       <w:r>
         <w:t xml:space="preserve"> </w:t>
@@ -3294,7 +3294,7 @@
         <w:pStyle w:val="FirstParagraph"/>
       </w:pPr>
       <w:r>
-        <w:t xml:space="preserve">Precedence, highest first: DSN-EEG-003 Rev C, RFQ-EEG-001 Rev E, ICD-EEG-006, SCH-EEG-005,</w:t>
+        <w:t xml:space="preserve">Precedence, highest first: DSN-EEG-003 Rev D, RFQ-EEG-001 Rev E, ICD-EEG-006, SCH-EEG-005,</w:t>
       </w:r>
       <w:r>
         <w:t xml:space="preserve"> </w:t>
@@ -4578,7 +4578,7 @@
         <w:t xml:space="preserve"> </w:t>
       </w:r>
       <w:r>
-        <w:t xml:space="preserve">RUL-EEG-021 Rev A is a</w:t>
+        <w:t xml:space="preserve">RUL-EEG-021 Rev B is a</w:t>
       </w:r>
       <w:r>
         <w:t xml:space="preserve"> </w:t>
@@ -22200,7 +22200,7 @@
               <w:t xml:space="preserve">module supplier’s certificate</w:t>
             </w:r>
             <w:r>
-              <w:t xml:space="preserve">, collected once at T00 and never repeated per unit; The per-unit 2500 V AC station that JIG-EEG-009 Rev A carried is deleted, and JIG-EEG-009 Rev B builds none. The 8 mm creepage of S-03 is a property of the artwork and is verified once per routed Gerber revision in the first-article report, not per unit. Neither is a substitute for the safety review</w:t>
+              <w:t xml:space="preserve">, collected once at T00 and never repeated per unit; The per-unit 2500 V AC station that Rev A of JIG-EEG-009 carried is deleted, and JIG-EEG-009 Rev C builds none. The 8 mm creepage of S-03 is a property of the artwork and is verified once per routed Gerber revision in the first-article report, not per unit. Neither is a substitute for the safety review</w:t>
             </w:r>
           </w:p>
         </w:tc>
@@ -38207,7 +38207,7 @@
                 <w:b/>
                 <w:bCs/>
               </w:rPr>
-              <w:t xml:space="preserve">Fixture naming is settled: section 6.1 is the authority and JIG-EEG-009 Rev B follows it.</w:t>
+              <w:t xml:space="preserve">Fixture naming is settled: section 6.1 is the authority and JIG-EEG-009 Rev C follows it.</w:t>
             </w:r>
             <w:r>
               <w:t xml:space="preserve"> </w:t>
